--- a/docs/Documento especificacion de requerimientos SRS.docx
+++ b/docs/Documento especificacion de requerimientos SRS.docx
@@ -572,14 +572,12 @@
                                 <w:lang w:val="es-CO"/>
                               </w:rPr>
                             </w:pPr>
-                            <w:proofErr w:type="spellStart"/>
                             <w:r>
                               <w:rPr>
                                 <w:lang w:val="es-CO"/>
                               </w:rPr>
                               <w:t>Aprenzy</w:t>
                             </w:r>
-                            <w:proofErr w:type="spellEnd"/>
                           </w:p>
                         </w:txbxContent>
                       </wps:txbx>
@@ -609,14 +607,12 @@
                           <w:lang w:val="es-CO"/>
                         </w:rPr>
                       </w:pPr>
-                      <w:proofErr w:type="spellStart"/>
                       <w:r>
                         <w:rPr>
                           <w:lang w:val="es-CO"/>
                         </w:rPr>
                         <w:t>Aprenzy</w:t>
                       </w:r>
-                      <w:proofErr w:type="spellEnd"/>
                     </w:p>
                   </w:txbxContent>
                 </v:textbox>
@@ -704,7 +700,7 @@
           </mc:Choice>
           <mc:Fallback>
             <w:pict>
-              <v:shape w14:anchorId="633C5E48" id="Graphic 14" o:spid="_x0000_s1026" style="position:absolute;margin-left:36pt;margin-top:-4.95pt;width:541pt;height:.1pt;z-index:251652096;visibility:visible;mso-wrap-style:square;mso-wrap-distance-left:0;mso-wrap-distance-top:0;mso-wrap-distance-right:0;mso-wrap-distance-bottom:0;mso-position-horizontal:absolute;mso-position-horizontal-relative:page;mso-position-vertical:absolute;mso-position-vertical-relative:text;v-text-anchor:top" coordsize="6870700,1270" o:gfxdata="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" path="m6870700,l,e" filled="f" strokecolor="#cfcaca" strokeweight="1pt">
+              <v:shape w14:anchorId="43E91B91" id="Graphic 14" o:spid="_x0000_s1026" style="position:absolute;margin-left:36pt;margin-top:-4.95pt;width:541pt;height:.1pt;z-index:251652096;visibility:visible;mso-wrap-style:square;mso-wrap-distance-left:0;mso-wrap-distance-top:0;mso-wrap-distance-right:0;mso-wrap-distance-bottom:0;mso-position-horizontal:absolute;mso-position-horizontal-relative:page;mso-position-vertical:absolute;mso-position-vertical-relative:text;v-text-anchor:top" coordsize="6870700,1270" o:gfxdata="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" path="m6870700,l,e" filled="f" strokecolor="#cfcaca" strokeweight="1pt">
                 <v:path arrowok="t"/>
                 <w10:wrap anchorx="page"/>
               </v:shape>
@@ -783,7 +779,7 @@
           </mc:Choice>
           <mc:Fallback>
             <w:pict>
-              <v:shape w14:anchorId="3FB4128E" id="Graphic 15" o:spid="_x0000_s1026" style="position:absolute;margin-left:36pt;margin-top:20.3pt;width:541pt;height:.1pt;z-index:251653120;visibility:visible;mso-wrap-style:square;mso-wrap-distance-left:0;mso-wrap-distance-top:0;mso-wrap-distance-right:0;mso-wrap-distance-bottom:0;mso-position-horizontal:absolute;mso-position-horizontal-relative:page;mso-position-vertical:absolute;mso-position-vertical-relative:text;v-text-anchor:top" coordsize="6870700,1270" o:gfxdata="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" path="m6870700,l,e" filled="f" strokecolor="#cfcaca" strokeweight="1pt">
+              <v:shape w14:anchorId="2DACA63D" id="Graphic 15" o:spid="_x0000_s1026" style="position:absolute;margin-left:36pt;margin-top:20.3pt;width:541pt;height:.1pt;z-index:251653120;visibility:visible;mso-wrap-style:square;mso-wrap-distance-left:0;mso-wrap-distance-top:0;mso-wrap-distance-right:0;mso-wrap-distance-bottom:0;mso-position-horizontal:absolute;mso-position-horizontal-relative:page;mso-position-vertical:absolute;mso-position-vertical-relative:text;v-text-anchor:top" coordsize="6870700,1270" o:gfxdata="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" path="m6870700,l,e" filled="f" strokecolor="#cfcaca" strokeweight="1pt">
                 <v:path arrowok="t"/>
                 <w10:wrap anchorx="page"/>
               </v:shape>
@@ -862,7 +858,7 @@
           </mc:Choice>
           <mc:Fallback>
             <w:pict>
-              <v:shape w14:anchorId="36DCCB4E" id="Graphic 16" o:spid="_x0000_s1026" style="position:absolute;margin-left:36pt;margin-top:45.5pt;width:541pt;height:.1pt;z-index:251654144;visibility:visible;mso-wrap-style:square;mso-wrap-distance-left:0;mso-wrap-distance-top:0;mso-wrap-distance-right:0;mso-wrap-distance-bottom:0;mso-position-horizontal:absolute;mso-position-horizontal-relative:page;mso-position-vertical:absolute;mso-position-vertical-relative:text;v-text-anchor:top" coordsize="6870700,1270" o:gfxdata="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" path="m6870700,l,e" filled="f" strokecolor="#cfcaca" strokeweight="1pt">
+              <v:shape w14:anchorId="02D0CD01" id="Graphic 16" o:spid="_x0000_s1026" style="position:absolute;margin-left:36pt;margin-top:45.5pt;width:541pt;height:.1pt;z-index:251654144;visibility:visible;mso-wrap-style:square;mso-wrap-distance-left:0;mso-wrap-distance-top:0;mso-wrap-distance-right:0;mso-wrap-distance-bottom:0;mso-position-horizontal:absolute;mso-position-horizontal-relative:page;mso-position-vertical:absolute;mso-position-vertical-relative:text;v-text-anchor:top" coordsize="6870700,1270" o:gfxdata="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" path="m6870700,l,e" filled="f" strokecolor="#cfcaca" strokeweight="1pt">
                 <v:path arrowok="t"/>
                 <w10:wrap anchorx="page"/>
               </v:shape>
@@ -968,39 +964,17 @@
                                 <w:lang w:val="es-CO"/>
                               </w:rPr>
                             </w:pPr>
-                            <w:proofErr w:type="spellStart"/>
                             <w:r>
                               <w:rPr>
                                 <w:lang w:val="es-CO"/>
                               </w:rPr>
-                              <w:t>Julian</w:t>
-                            </w:r>
-                            <w:proofErr w:type="spellEnd"/>
-                            <w:r>
-                              <w:rPr>
-                                <w:lang w:val="es-CO"/>
-                              </w:rPr>
-                              <w:t xml:space="preserve"> Quiroga</w:t>
+                              <w:t>Julian Quiroga</w:t>
                             </w:r>
                             <w:r>
                               <w:rPr>
                                 <w:lang w:val="es-CO"/>
                               </w:rPr>
-                              <w:t xml:space="preserve">, </w:t>
-                            </w:r>
-                            <w:proofErr w:type="spellStart"/>
-                            <w:r>
-                              <w:rPr>
-                                <w:lang w:val="es-CO"/>
-                              </w:rPr>
-                              <w:t>Yoberson</w:t>
-                            </w:r>
-                            <w:proofErr w:type="spellEnd"/>
-                            <w:r>
-                              <w:rPr>
-                                <w:lang w:val="es-CO"/>
-                              </w:rPr>
-                              <w:t xml:space="preserve"> Díaz, José Aguirre, Miguel Caballero</w:t>
+                              <w:t>, Yoberson Díaz, José Aguirre, Miguel Caballero</w:t>
                             </w:r>
                           </w:p>
                         </w:txbxContent>
@@ -1031,39 +1005,17 @@
                           <w:lang w:val="es-CO"/>
                         </w:rPr>
                       </w:pPr>
-                      <w:proofErr w:type="spellStart"/>
                       <w:r>
                         <w:rPr>
                           <w:lang w:val="es-CO"/>
                         </w:rPr>
-                        <w:t>Julian</w:t>
-                      </w:r>
-                      <w:proofErr w:type="spellEnd"/>
-                      <w:r>
-                        <w:rPr>
-                          <w:lang w:val="es-CO"/>
-                        </w:rPr>
-                        <w:t xml:space="preserve"> Quiroga</w:t>
+                        <w:t>Julian Quiroga</w:t>
                       </w:r>
                       <w:r>
                         <w:rPr>
                           <w:lang w:val="es-CO"/>
                         </w:rPr>
-                        <w:t xml:space="preserve">, </w:t>
-                      </w:r>
-                      <w:proofErr w:type="spellStart"/>
-                      <w:r>
-                        <w:rPr>
-                          <w:lang w:val="es-CO"/>
-                        </w:rPr>
-                        <w:t>Yoberson</w:t>
-                      </w:r>
-                      <w:proofErr w:type="spellEnd"/>
-                      <w:r>
-                        <w:rPr>
-                          <w:lang w:val="es-CO"/>
-                        </w:rPr>
-                        <w:t xml:space="preserve"> Díaz, José Aguirre, Miguel Caballero</w:t>
+                        <w:t>, Yoberson Díaz, José Aguirre, Miguel Caballero</w:t>
                       </w:r>
                     </w:p>
                   </w:txbxContent>
@@ -1145,7 +1097,7 @@
           </mc:Choice>
           <mc:Fallback>
             <w:pict>
-              <v:shape w14:anchorId="539EC113" id="Graphic 17" o:spid="_x0000_s1026" style="position:absolute;margin-left:36pt;margin-top:20.4pt;width:541pt;height:.1pt;z-index:15730176;visibility:visible;mso-wrap-style:square;mso-wrap-distance-left:0;mso-wrap-distance-top:0;mso-wrap-distance-right:0;mso-wrap-distance-bottom:0;mso-position-horizontal:absolute;mso-position-horizontal-relative:page;mso-position-vertical:absolute;mso-position-vertical-relative:text;v-text-anchor:top" coordsize="6870700,1270" o:gfxdata="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" path="m6870700,l,e" filled="f" strokecolor="#cfcaca" strokeweight="1pt">
+              <v:shape w14:anchorId="1FCAD6AB" id="Graphic 17" o:spid="_x0000_s1026" style="position:absolute;margin-left:36pt;margin-top:20.4pt;width:541pt;height:.1pt;z-index:15730176;visibility:visible;mso-wrap-style:square;mso-wrap-distance-left:0;mso-wrap-distance-top:0;mso-wrap-distance-right:0;mso-wrap-distance-bottom:0;mso-position-horizontal:absolute;mso-position-horizontal-relative:page;mso-position-vertical:absolute;mso-position-vertical-relative:text;v-text-anchor:top" coordsize="6870700,1270" o:gfxdata="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" path="m6870700,l,e" filled="f" strokecolor="#cfcaca" strokeweight="1pt">
                 <v:path arrowok="t"/>
                 <w10:wrap anchorx="page"/>
               </v:shape>
@@ -1224,7 +1176,7 @@
           </mc:Choice>
           <mc:Fallback>
             <w:pict>
-              <v:shape w14:anchorId="73A25CD4" id="Graphic 18" o:spid="_x0000_s1026" style="position:absolute;margin-left:36pt;margin-top:45.6pt;width:541pt;height:.1pt;z-index:15730688;visibility:visible;mso-wrap-style:square;mso-wrap-distance-left:0;mso-wrap-distance-top:0;mso-wrap-distance-right:0;mso-wrap-distance-bottom:0;mso-position-horizontal:absolute;mso-position-horizontal-relative:page;mso-position-vertical:absolute;mso-position-vertical-relative:text;v-text-anchor:top" coordsize="6870700,1270" o:gfxdata="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" path="m6870700,l,e" filled="f" strokecolor="#cfcaca" strokeweight="1pt">
+              <v:shape w14:anchorId="0EB6792B" id="Graphic 18" o:spid="_x0000_s1026" style="position:absolute;margin-left:36pt;margin-top:45.6pt;width:541pt;height:.1pt;z-index:15730688;visibility:visible;mso-wrap-style:square;mso-wrap-distance-left:0;mso-wrap-distance-top:0;mso-wrap-distance-right:0;mso-wrap-distance-bottom:0;mso-position-horizontal:absolute;mso-position-horizontal-relative:page;mso-position-vertical:absolute;mso-position-vertical-relative:text;v-text-anchor:top" coordsize="6870700,1270" o:gfxdata="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" path="m6870700,l,e" filled="f" strokecolor="#cfcaca" strokeweight="1pt">
                 <v:path arrowok="t"/>
                 <w10:wrap anchorx="page"/>
               </v:shape>
@@ -2815,7 +2767,7 @@
           </mc:Choice>
           <mc:Fallback>
             <w:pict>
-              <v:shape w14:anchorId="4CB3CBC7" id="Graphic 23" o:spid="_x0000_s1026" style="position:absolute;margin-left:36pt;margin-top:1in;width:541pt;height:648.35pt;z-index:-16112640;visibility:visible;mso-wrap-style:square;mso-wrap-distance-left:0;mso-wrap-distance-top:0;mso-wrap-distance-right:0;mso-wrap-distance-bottom:0;mso-position-horizontal:absolute;mso-position-horizontal-relative:page;mso-position-vertical:absolute;mso-position-vertical-relative:page;v-text-anchor:top" coordsize="6870700,8234045" o:gfxdata="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" path="m6870700,l,,,8233562r6870700,l6870700,xe" fillcolor="#edebea" stroked="f">
+              <v:shape w14:anchorId="78C37AA1" id="Graphic 23" o:spid="_x0000_s1026" style="position:absolute;margin-left:36pt;margin-top:1in;width:541pt;height:648.35pt;z-index:-16112640;visibility:visible;mso-wrap-style:square;mso-wrap-distance-left:0;mso-wrap-distance-top:0;mso-wrap-distance-right:0;mso-wrap-distance-bottom:0;mso-position-horizontal:absolute;mso-position-horizontal-relative:page;mso-position-vertical:absolute;mso-position-vertical-relative:page;v-text-anchor:top" coordsize="6870700,8234045" o:gfxdata="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" path="m6870700,l,,,8233562r6870700,l6870700,xe" fillcolor="#edebea" stroked="f">
                 <v:path arrowok="t"/>
                 <w10:wrap anchorx="page" anchory="page"/>
               </v:shape>
@@ -4104,7 +4056,7 @@
           </mc:Choice>
           <mc:Fallback>
             <w:pict>
-              <v:group w14:anchorId="06AF52FE" id="Group 24" o:spid="_x0000_s1026" style="position:absolute;margin-left:75.3pt;margin-top:88.85pt;width:446.2pt;height:560pt;z-index:-16112128;mso-wrap-distance-left:0;mso-wrap-distance-right:0;mso-position-horizontal-relative:page" coordsize="56667,71120" o:gfxdata="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">
+              <v:group w14:anchorId="7FDE3185" id="Group 24" o:spid="_x0000_s1026" style="position:absolute;margin-left:75.3pt;margin-top:88.85pt;width:446.2pt;height:560pt;z-index:-16112128;mso-wrap-distance-left:0;mso-wrap-distance-right:0;mso-position-horizontal-relative:page" coordsize="56667,71120" o:gfxdata="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">
                 <v:shape id="Graphic 25" o:spid="_x0000_s1027" style="position:absolute;left:2057;width:54610;height:71120;visibility:visible;mso-wrap-style:square;v-text-anchor:top" coordsize="5461000,7112000" o:gfxdata="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" path="m5461000,l,,,7112000r5461000,l5461000,xe" stroked="f">
                   <v:path arrowok="t"/>
                 </v:shape>
@@ -4242,7 +4194,7 @@
           </mc:Choice>
           <mc:Fallback>
             <w:pict>
-              <v:shape w14:anchorId="4AA0BEB6" id="Graphic 45" o:spid="_x0000_s1026" style="position:absolute;margin-left:36pt;margin-top:44.7pt;width:541pt;height:.1pt;z-index:15736320;visibility:visible;mso-wrap-style:square;mso-wrap-distance-left:0;mso-wrap-distance-top:0;mso-wrap-distance-right:0;mso-wrap-distance-bottom:0;mso-position-horizontal:absolute;mso-position-horizontal-relative:page;mso-position-vertical:absolute;mso-position-vertical-relative:text;v-text-anchor:top" coordsize="6870700,1270" o:gfxdata="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" path="m,l6870700,e" filled="f" strokecolor="#0d0e10" strokeweight="1pt">
+              <v:shape w14:anchorId="79763944" id="Graphic 45" o:spid="_x0000_s1026" style="position:absolute;margin-left:36pt;margin-top:44.7pt;width:541pt;height:.1pt;z-index:15736320;visibility:visible;mso-wrap-style:square;mso-wrap-distance-left:0;mso-wrap-distance-top:0;mso-wrap-distance-right:0;mso-wrap-distance-bottom:0;mso-position-horizontal:absolute;mso-position-horizontal-relative:page;mso-position-vertical:absolute;mso-position-vertical-relative:text;v-text-anchor:top" coordsize="6870700,1270" o:gfxdata="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" path="m,l6870700,e" filled="f" strokecolor="#0d0e10" strokeweight="1pt">
                 <v:path arrowok="t"/>
                 <w10:wrap anchorx="page"/>
               </v:shape>
@@ -7419,15 +7371,7 @@
         <w:spacing w:before="198"/>
       </w:pPr>
       <w:r>
-        <w:t xml:space="preserve">Este documento tiene como propósito especificar los requisitos funcionales y no funcionales del sistema </w:t>
-      </w:r>
-      <w:proofErr w:type="spellStart"/>
-      <w:r>
-        <w:t>Aprenzy</w:t>
-      </w:r>
-      <w:proofErr w:type="spellEnd"/>
-      <w:r>
-        <w:t>. En él se describen las características, restricciones y necesidades que deben ser consideradas durante el desarrollo del software, con el fin de garantizar que la solución sea completamente satisfactoria a los requerimientos de los usuarios y de la institución educativa a la que va dirigida.</w:t>
+        <w:t>Este documento tiene como propósito especificar los requisitos funcionales y no funcionales del sistema Aprenzy. En él se describen las características, restricciones y necesidades que deben ser consideradas durante el desarrollo del software, con el fin de garantizar que la solución sea completamente satisfactoria a los requerimientos de los usuarios y de la institución educativa a la que va dirigida.</w:t>
       </w:r>
     </w:p>
     <w:p>
@@ -8033,23 +7977,13 @@
           <w:szCs w:val="22"/>
         </w:rPr>
       </w:pPr>
-      <w:proofErr w:type="spellStart"/>
       <w:r>
         <w:rPr>
           <w:rFonts w:ascii="Lucida Sans Unicode" w:hAnsi="Lucida Sans Unicode" w:cs="Lucida Sans Unicode"/>
           <w:sz w:val="22"/>
           <w:szCs w:val="22"/>
         </w:rPr>
-        <w:t>Aprenzy</w:t>
-      </w:r>
-      <w:proofErr w:type="spellEnd"/>
-      <w:r>
-        <w:rPr>
-          <w:rFonts w:ascii="Lucida Sans Unicode" w:hAnsi="Lucida Sans Unicode" w:cs="Lucida Sans Unicode"/>
-          <w:sz w:val="22"/>
-          <w:szCs w:val="22"/>
-        </w:rPr>
-        <w:t xml:space="preserve"> es un</w:t>
+        <w:t>Aprenzy es un</w:t>
       </w:r>
       <w:r>
         <w:rPr>
@@ -8630,13 +8564,8 @@
       <w:pPr>
         <w:pStyle w:val="Textoindependiente"/>
       </w:pPr>
-      <w:proofErr w:type="spellStart"/>
-      <w:r>
-        <w:t>Aprenzy</w:t>
-      </w:r>
-      <w:proofErr w:type="spellEnd"/>
-      <w:r>
-        <w:t xml:space="preserve"> aporta valor a la comunidad educativa al permitir que los estudiantes incapacitados continúen su proceso educativo desde cualquier lugar. La plataforma proporciona acceso organizado a los contenidos académicos y establece tiempos específicos para la consulta de materiales y la entrega de actividades, promoviendo así el cumplimiento de las responsabilidades académicas y reduciendo el retraso escolar.</w:t>
+      <w:r>
+        <w:t>Aprenzy aporta valor a la comunidad educativa al permitir que los estudiantes incapacitados continúen su proceso educativo desde cualquier lugar. La plataforma proporciona acceso organizado a los contenidos académicos y establece tiempos específicos para la consulta de materiales y la entrega de actividades, promoviendo así el cumplimiento de las responsabilidades académicas y reduciendo el retraso escolar.</w:t>
       </w:r>
     </w:p>
     <w:p>
@@ -10287,19 +10216,11 @@
           <w:rFonts w:ascii="Lucida Sans Unicode" w:hAnsi="Lucida Sans Unicode" w:cs="Lucida Sans Unicode"/>
         </w:rPr>
       </w:pPr>
-      <w:proofErr w:type="spellStart"/>
       <w:r>
         <w:rPr>
           <w:rFonts w:ascii="Lucida Sans Unicode" w:hAnsi="Lucida Sans Unicode" w:cs="Lucida Sans Unicode"/>
         </w:rPr>
-        <w:t>Aprenzy</w:t>
-      </w:r>
-      <w:proofErr w:type="spellEnd"/>
-      <w:r>
-        <w:rPr>
-          <w:rFonts w:ascii="Lucida Sans Unicode" w:hAnsi="Lucida Sans Unicode" w:cs="Lucida Sans Unicode"/>
-        </w:rPr>
-        <w:t xml:space="preserve"> es u</w:t>
+        <w:t>Aprenzy es u</w:t>
       </w:r>
       <w:r>
         <w:rPr>
@@ -11285,7 +11206,13 @@
     <w:p/>
     <w:p>
       <w:r>
-        <w:t>RF-003. El sistema deberá permitir a los estudiantes enviar incapacidades médicas para su revisión y validación.</w:t>
+        <w:t>RF-003. El sistema deberá permitir a los estudiantes enviar incapacidades médicas para su revisión y validación</w:t>
+      </w:r>
+      <w:r>
+        <w:t xml:space="preserve"> al igual que apelar un rechazo de incapacidad</w:t>
+      </w:r>
+      <w:r>
+        <w:t>.</w:t>
       </w:r>
     </w:p>
     <w:p/>
@@ -12584,15 +12511,7 @@
         <w:pStyle w:val="Textoindependiente"/>
       </w:pPr>
       <w:r>
-        <w:t xml:space="preserve">La interfaz de usuario de </w:t>
-      </w:r>
-      <w:proofErr w:type="spellStart"/>
-      <w:r>
-        <w:t>Aprenzy</w:t>
-      </w:r>
-      <w:proofErr w:type="spellEnd"/>
-      <w:r>
-        <w:t xml:space="preserve"> será web, intuitiva y accesible desde distintos tipos de navegadores y dispositivos electrónicos. El sistema contará con interfaces diferenciadas según el rol del usuario (estudiante, docente y coordinador).</w:t>
+        <w:t>La interfaz de usuario de Aprenzy será web, intuitiva y accesible desde distintos tipos de navegadores y dispositivos electrónicos. El sistema contará con interfaces diferenciadas según el rol del usuario (estudiante, docente y coordinador).</w:t>
       </w:r>
     </w:p>
     <w:p>
@@ -13252,13 +13171,8 @@
       <w:pPr>
         <w:pStyle w:val="NormalWeb"/>
       </w:pPr>
-      <w:proofErr w:type="spellStart"/>
-      <w:r>
-        <w:t>Aprenzy</w:t>
-      </w:r>
-      <w:proofErr w:type="spellEnd"/>
-      <w:r>
-        <w:t xml:space="preserve"> podrá ser utilizado desde computadores de escritorio, portátiles, tabletas y dispositivos móviles que cuenten con acceso a internet y un navegador web.</w:t>
+      <w:r>
+        <w:t>Aprenzy podrá ser utilizado desde computadores de escritorio, portátiles, tabletas y dispositivos móviles que cuenten con acceso a internet y un navegador web.</w:t>
       </w:r>
     </w:p>
     <w:p>
@@ -13559,43 +13473,7 @@
                                   <w:w w:val="105"/>
                                   <w:sz w:val="20"/>
                                 </w:rPr>
-                                <w:t xml:space="preserve">como el marco de </w:t>
-                              </w:r>
-                              <w:proofErr w:type="spellStart"/>
-                              <w:r>
-                                <w:rPr>
-                                  <w:color w:val="717171"/>
-                                  <w:w w:val="105"/>
-                                  <w:sz w:val="20"/>
-                                </w:rPr>
-                                <w:t>front-end</w:t>
-                              </w:r>
-                              <w:proofErr w:type="spellEnd"/>
-                              <w:r>
-                                <w:rPr>
-                                  <w:color w:val="717171"/>
-                                  <w:w w:val="105"/>
-                                  <w:sz w:val="20"/>
-                                </w:rPr>
-                                <w:t xml:space="preserve"> y back-</w:t>
-                              </w:r>
-                              <w:proofErr w:type="spellStart"/>
-                              <w:r>
-                                <w:rPr>
-                                  <w:color w:val="717171"/>
-                                  <w:w w:val="105"/>
-                                  <w:sz w:val="20"/>
-                                </w:rPr>
-                                <w:t>end</w:t>
-                              </w:r>
-                              <w:proofErr w:type="spellEnd"/>
-                              <w:r>
-                                <w:rPr>
-                                  <w:color w:val="717171"/>
-                                  <w:w w:val="105"/>
-                                  <w:sz w:val="20"/>
-                                </w:rPr>
-                                <w:t>,</w:t>
+                                <w:t>como el marco de front-end y back-end,</w:t>
                               </w:r>
                             </w:p>
                             <w:p>
@@ -13902,43 +13780,7 @@
                             <w:w w:val="105"/>
                             <w:sz w:val="20"/>
                           </w:rPr>
-                          <w:t xml:space="preserve">como el marco de </w:t>
-                        </w:r>
-                        <w:proofErr w:type="spellStart"/>
-                        <w:r>
-                          <w:rPr>
-                            <w:color w:val="717171"/>
-                            <w:w w:val="105"/>
-                            <w:sz w:val="20"/>
-                          </w:rPr>
-                          <w:t>front-end</w:t>
-                        </w:r>
-                        <w:proofErr w:type="spellEnd"/>
-                        <w:r>
-                          <w:rPr>
-                            <w:color w:val="717171"/>
-                            <w:w w:val="105"/>
-                            <w:sz w:val="20"/>
-                          </w:rPr>
-                          <w:t xml:space="preserve"> y back-</w:t>
-                        </w:r>
-                        <w:proofErr w:type="spellStart"/>
-                        <w:r>
-                          <w:rPr>
-                            <w:color w:val="717171"/>
-                            <w:w w:val="105"/>
-                            <w:sz w:val="20"/>
-                          </w:rPr>
-                          <w:t>end</w:t>
-                        </w:r>
-                        <w:proofErr w:type="spellEnd"/>
-                        <w:r>
-                          <w:rPr>
-                            <w:color w:val="717171"/>
-                            <w:w w:val="105"/>
-                            <w:sz w:val="20"/>
-                          </w:rPr>
-                          <w:t>,</w:t>
+                          <w:t>como el marco de front-end y back-end,</w:t>
                         </w:r>
                       </w:p>
                       <w:p>
@@ -14080,13 +13922,8 @@
       <w:pPr>
         <w:pStyle w:val="Textoindependiente"/>
       </w:pPr>
-      <w:proofErr w:type="spellStart"/>
-      <w:r>
-        <w:t>Aprenzy</w:t>
-      </w:r>
-      <w:proofErr w:type="spellEnd"/>
-      <w:r>
-        <w:t xml:space="preserve"> será una aplicación web desarrollada mediante tecnologías HTML, CSS y JavaScript para la interfaz de usuario y Python para la gestión de las funcionalidades y reglas del sistema.</w:t>
+      <w:r>
+        <w:t>Aprenzy será una aplicación web desarrollada mediante tecnologías HTML, CSS y JavaScript para la interfaz de usuario y Python para la gestión de las funcionalidades y reglas del sistema.</w:t>
       </w:r>
     </w:p>
     <w:p>
@@ -14964,13 +14801,8 @@
       <w:pPr>
         <w:spacing w:line="187" w:lineRule="auto"/>
       </w:pPr>
-      <w:proofErr w:type="spellStart"/>
-      <w:r>
-        <w:t>Aprenzy</w:t>
-      </w:r>
-      <w:proofErr w:type="spellEnd"/>
-      <w:r>
-        <w:t xml:space="preserve"> utilizará formularios web para el registro de usuarios, inicio de sesión, entrega de actividades académicas y gestión de incapacidades médicas.</w:t>
+      <w:r>
+        <w:t>Aprenzy utilizará formularios web para el registro de usuarios, inicio de sesión, entrega de actividades académicas y gestión de incapacidades médicas.</w:t>
       </w:r>
     </w:p>
     <w:p>
@@ -19525,7 +19357,6 @@
                 <w:sz w:val="34"/>
               </w:rPr>
             </w:pPr>
-            <w:proofErr w:type="spellStart"/>
             <w:r>
               <w:rPr>
                 <w:rFonts w:ascii="Times New Roman" w:hAnsi="Times New Roman" w:cs="Times New Roman"/>
@@ -19533,7 +19364,6 @@
               </w:rPr>
               <w:t>Aprenzy</w:t>
             </w:r>
-            <w:proofErr w:type="spellEnd"/>
           </w:p>
         </w:tc>
         <w:tc>
@@ -19594,43 +19424,7 @@
                 <w:sz w:val="24"/>
                 <w:szCs w:val="24"/>
               </w:rPr>
-              <w:t xml:space="preserve">(Software </w:t>
-            </w:r>
-            <w:proofErr w:type="spellStart"/>
-            <w:r>
-              <w:rPr>
-                <w:rFonts w:ascii="Times New Roman" w:hAnsi="Times New Roman" w:cs="Times New Roman"/>
-                <w:sz w:val="24"/>
-                <w:szCs w:val="24"/>
-              </w:rPr>
-              <w:t>Requirements</w:t>
-            </w:r>
-            <w:proofErr w:type="spellEnd"/>
-            <w:r>
-              <w:rPr>
-                <w:rFonts w:ascii="Times New Roman" w:hAnsi="Times New Roman" w:cs="Times New Roman"/>
-                <w:sz w:val="24"/>
-                <w:szCs w:val="24"/>
-              </w:rPr>
-              <w:t xml:space="preserve"> </w:t>
-            </w:r>
-            <w:proofErr w:type="spellStart"/>
-            <w:r>
-              <w:rPr>
-                <w:rFonts w:ascii="Times New Roman" w:hAnsi="Times New Roman" w:cs="Times New Roman"/>
-                <w:sz w:val="24"/>
-                <w:szCs w:val="24"/>
-              </w:rPr>
-              <w:t>Specification</w:t>
-            </w:r>
-            <w:proofErr w:type="spellEnd"/>
-            <w:r>
-              <w:rPr>
-                <w:rFonts w:ascii="Times New Roman" w:hAnsi="Times New Roman" w:cs="Times New Roman"/>
-                <w:sz w:val="24"/>
-                <w:szCs w:val="24"/>
-              </w:rPr>
-              <w:t>)</w:t>
+              <w:t>(Software Requirements Specification)</w:t>
             </w:r>
           </w:p>
         </w:tc>
@@ -21277,7 +21071,7 @@
         </mc:Choice>
         <mc:Fallback>
           <w:pict>
-            <v:group w14:anchorId="2DFCC0B9" id="Group 150" o:spid="_x0000_s1026" style="position:absolute;margin-left:291.5pt;margin-top:745.55pt;width:46.8pt;height:8.8pt;z-index:-16116224;mso-wrap-distance-left:0;mso-wrap-distance-right:0;mso-position-horizontal-relative:page;mso-position-vertical-relative:page" coordsize="5943,1117" o:gfxdata="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">
+            <v:group w14:anchorId="2F0A4A32" id="Group 150" o:spid="_x0000_s1026" style="position:absolute;margin-left:291.5pt;margin-top:745.55pt;width:46.8pt;height:8.8pt;z-index:-16116224;mso-wrap-distance-left:0;mso-wrap-distance-right:0;mso-position-horizontal-relative:page;mso-position-vertical-relative:page" coordsize="5943,1117" o:gfxdata="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">
               <v:shapetype id="_x0000_t75" coordsize="21600,21600" o:spt="75" o:preferrelative="t" path="m@4@5l@4@11@9@11@9@5xe" filled="f" stroked="f">
                 <v:stroke joinstyle="miter"/>
                 <v:formulas>
@@ -22802,6 +22596,7 @@
   <w:style w:type="character" w:default="1" w:styleId="Fuentedeprrafopredeter">
     <w:name w:val="Default Paragraph Font"/>
     <w:uiPriority w:val="1"/>
+    <w:semiHidden/>
     <w:unhideWhenUsed/>
   </w:style>
   <w:style w:type="table" w:default="1" w:styleId="Tablanormal">
